--- a/w1-wallet/report_week1.docx
+++ b/w1-wallet/report_week1.docx
@@ -654,10 +654,10 @@
       <w:outlineLvl w:val="0"/>
     </w:pPr>
     <w:rPr>
-      <w:rFonts w:asciiTheme="majorHAnsi" w:eastAsiaTheme="majorEastAsia" w:hAnsiTheme="majorHAnsi" w:cstheme="majorBidi"/>
+      <w:rFonts w:ascii="Times New Roman" w:hAnsi="Times New Roman"/>
       <w:b/>
       <w:bCs/>
-      <w:color w:val="365F91" w:themeColor="accent1" w:themeShade="BF"/>
+      <w:color w:val="000000"/>
       <w:sz w:val="28"/>
       <w:szCs w:val="28"/>
     </w:rPr>
@@ -678,10 +678,10 @@
       <w:outlineLvl w:val="1"/>
     </w:pPr>
     <w:rPr>
-      <w:rFonts w:asciiTheme="majorHAnsi" w:eastAsiaTheme="majorEastAsia" w:hAnsiTheme="majorHAnsi" w:cstheme="majorBidi"/>
+      <w:rFonts w:ascii="Times New Roman" w:hAnsi="Times New Roman"/>
       <w:b/>
       <w:bCs/>
-      <w:color w:val="4F81BD" w:themeColor="accent1"/>
+      <w:color w:val="000000"/>
       <w:sz w:val="26"/>
       <w:szCs w:val="26"/>
     </w:rPr>
@@ -702,10 +702,10 @@
       <w:outlineLvl w:val="2"/>
     </w:pPr>
     <w:rPr>
-      <w:rFonts w:asciiTheme="majorHAnsi" w:eastAsiaTheme="majorEastAsia" w:hAnsiTheme="majorHAnsi" w:cstheme="majorBidi"/>
+      <w:rFonts w:ascii="Times New Roman" w:hAnsi="Times New Roman"/>
       <w:b/>
       <w:bCs/>
-      <w:color w:val="4F81BD" w:themeColor="accent1"/>
+      <w:color w:val="000000"/>
     </w:rPr>
   </w:style>
   <w:style w:type="paragraph" w:styleId="Heading4">
@@ -725,12 +725,12 @@
       <w:outlineLvl w:val="3"/>
     </w:pPr>
     <w:rPr>
-      <w:rFonts w:asciiTheme="majorHAnsi" w:eastAsiaTheme="majorEastAsia" w:hAnsiTheme="majorHAnsi" w:cstheme="majorBidi"/>
+      <w:rFonts w:ascii="Times New Roman" w:hAnsi="Times New Roman"/>
       <w:b/>
       <w:bCs/>
       <w:i/>
       <w:iCs/>
-      <w:color w:val="4F81BD" w:themeColor="accent1"/>
+      <w:color w:val="000000"/>
     </w:rPr>
   </w:style>
   <w:style w:type="paragraph" w:styleId="Heading5">
@@ -750,8 +750,8 @@
       <w:outlineLvl w:val="4"/>
     </w:pPr>
     <w:rPr>
-      <w:rFonts w:asciiTheme="majorHAnsi" w:eastAsiaTheme="majorEastAsia" w:hAnsiTheme="majorHAnsi" w:cstheme="majorBidi"/>
-      <w:color w:val="243F60" w:themeColor="accent1" w:themeShade="7F"/>
+      <w:rFonts w:ascii="Times New Roman" w:hAnsi="Times New Roman"/>
+      <w:color w:val="000000"/>
     </w:rPr>
   </w:style>
   <w:style w:type="paragraph" w:styleId="Heading6">
@@ -771,10 +771,10 @@
       <w:outlineLvl w:val="5"/>
     </w:pPr>
     <w:rPr>
-      <w:rFonts w:asciiTheme="majorHAnsi" w:eastAsiaTheme="majorEastAsia" w:hAnsiTheme="majorHAnsi" w:cstheme="majorBidi"/>
+      <w:rFonts w:ascii="Times New Roman" w:hAnsi="Times New Roman"/>
       <w:i/>
       <w:iCs/>
-      <w:color w:val="243F60" w:themeColor="accent1" w:themeShade="7F"/>
+      <w:color w:val="000000"/>
     </w:rPr>
   </w:style>
   <w:style w:type="paragraph" w:styleId="Heading7">
@@ -794,10 +794,10 @@
       <w:outlineLvl w:val="6"/>
     </w:pPr>
     <w:rPr>
-      <w:rFonts w:asciiTheme="majorHAnsi" w:eastAsiaTheme="majorEastAsia" w:hAnsiTheme="majorHAnsi" w:cstheme="majorBidi"/>
+      <w:rFonts w:ascii="Times New Roman" w:hAnsi="Times New Roman"/>
       <w:i/>
       <w:iCs/>
-      <w:color w:val="404040" w:themeColor="text1" w:themeTint="BF"/>
+      <w:color w:val="000000"/>
     </w:rPr>
   </w:style>
   <w:style w:type="paragraph" w:styleId="Heading8">
@@ -817,8 +817,8 @@
       <w:outlineLvl w:val="7"/>
     </w:pPr>
     <w:rPr>
-      <w:rFonts w:asciiTheme="majorHAnsi" w:eastAsiaTheme="majorEastAsia" w:hAnsiTheme="majorHAnsi" w:cstheme="majorBidi"/>
-      <w:color w:val="4F81BD" w:themeColor="accent1"/>
+      <w:rFonts w:ascii="Times New Roman" w:hAnsi="Times New Roman"/>
+      <w:color w:val="000000"/>
       <w:sz w:val="20"/>
       <w:szCs w:val="20"/>
     </w:rPr>
@@ -840,10 +840,10 @@
       <w:outlineLvl w:val="8"/>
     </w:pPr>
     <w:rPr>
-      <w:rFonts w:asciiTheme="majorHAnsi" w:eastAsiaTheme="majorEastAsia" w:hAnsiTheme="majorHAnsi" w:cstheme="majorBidi"/>
+      <w:rFonts w:ascii="Times New Roman" w:hAnsi="Times New Roman"/>
       <w:i/>
       <w:iCs/>
-      <w:color w:val="404040" w:themeColor="text1" w:themeTint="BF"/>
+      <w:color w:val="000000"/>
       <w:sz w:val="20"/>
       <w:szCs w:val="20"/>
     </w:rPr>
@@ -891,10 +891,10 @@
     <w:uiPriority w:val="9"/>
     <w:rsid w:val="00FC693F"/>
     <w:rPr>
-      <w:rFonts w:asciiTheme="majorHAnsi" w:eastAsiaTheme="majorEastAsia" w:hAnsiTheme="majorHAnsi" w:cstheme="majorBidi"/>
+      <w:rFonts w:ascii="Times New Roman" w:hAnsi="Times New Roman"/>
       <w:b/>
       <w:bCs/>
-      <w:color w:val="365F91" w:themeColor="accent1" w:themeShade="BF"/>
+      <w:color w:val="000000"/>
       <w:sz w:val="28"/>
       <w:szCs w:val="28"/>
     </w:rPr>
@@ -906,10 +906,10 @@
     <w:uiPriority w:val="9"/>
     <w:rsid w:val="00FC693F"/>
     <w:rPr>
-      <w:rFonts w:asciiTheme="majorHAnsi" w:eastAsiaTheme="majorEastAsia" w:hAnsiTheme="majorHAnsi" w:cstheme="majorBidi"/>
+      <w:rFonts w:ascii="Times New Roman" w:hAnsi="Times New Roman"/>
       <w:b/>
       <w:bCs/>
-      <w:color w:val="4F81BD" w:themeColor="accent1"/>
+      <w:color w:val="000000"/>
       <w:sz w:val="26"/>
       <w:szCs w:val="26"/>
     </w:rPr>
@@ -921,10 +921,10 @@
     <w:uiPriority w:val="9"/>
     <w:rsid w:val="00FC693F"/>
     <w:rPr>
-      <w:rFonts w:asciiTheme="majorHAnsi" w:eastAsiaTheme="majorEastAsia" w:hAnsiTheme="majorHAnsi" w:cstheme="majorBidi"/>
+      <w:rFonts w:ascii="Times New Roman" w:hAnsi="Times New Roman"/>
       <w:b/>
       <w:bCs/>
-      <w:color w:val="4F81BD" w:themeColor="accent1"/>
+      <w:color w:val="000000"/>
     </w:rPr>
   </w:style>
   <w:style w:type="paragraph" w:styleId="Title">
@@ -943,8 +943,8 @@
       <w:contextualSpacing/>
     </w:pPr>
     <w:rPr>
-      <w:rFonts w:asciiTheme="majorHAnsi" w:eastAsiaTheme="majorEastAsia" w:hAnsiTheme="majorHAnsi" w:cstheme="majorBidi"/>
-      <w:color w:val="17365D" w:themeColor="text2" w:themeShade="BF"/>
+      <w:rFonts w:ascii="Times New Roman" w:hAnsi="Times New Roman"/>
+      <w:color w:val="000000"/>
       <w:spacing w:val="5"/>
       <w:kern w:val="28"/>
       <w:sz w:val="52"/>
@@ -1294,12 +1294,12 @@
     <w:semiHidden/>
     <w:rsid w:val="00FC693F"/>
     <w:rPr>
-      <w:rFonts w:asciiTheme="majorHAnsi" w:eastAsiaTheme="majorEastAsia" w:hAnsiTheme="majorHAnsi" w:cstheme="majorBidi"/>
+      <w:rFonts w:ascii="Times New Roman" w:hAnsi="Times New Roman"/>
       <w:b/>
       <w:bCs/>
       <w:i/>
       <w:iCs/>
-      <w:color w:val="4F81BD" w:themeColor="accent1"/>
+      <w:color w:val="000000"/>
     </w:rPr>
   </w:style>
   <w:style w:type="character" w:customStyle="1" w:styleId="Heading5Char">
@@ -1310,8 +1310,8 @@
     <w:semiHidden/>
     <w:rsid w:val="00FC693F"/>
     <w:rPr>
-      <w:rFonts w:asciiTheme="majorHAnsi" w:eastAsiaTheme="majorEastAsia" w:hAnsiTheme="majorHAnsi" w:cstheme="majorBidi"/>
-      <w:color w:val="243F60" w:themeColor="accent1" w:themeShade="7F"/>
+      <w:rFonts w:ascii="Times New Roman" w:hAnsi="Times New Roman"/>
+      <w:color w:val="000000"/>
     </w:rPr>
   </w:style>
   <w:style w:type="character" w:customStyle="1" w:styleId="Heading6Char">
@@ -1322,10 +1322,10 @@
     <w:semiHidden/>
     <w:rsid w:val="00FC693F"/>
     <w:rPr>
-      <w:rFonts w:asciiTheme="majorHAnsi" w:eastAsiaTheme="majorEastAsia" w:hAnsiTheme="majorHAnsi" w:cstheme="majorBidi"/>
+      <w:rFonts w:ascii="Times New Roman" w:hAnsi="Times New Roman"/>
       <w:i/>
       <w:iCs/>
-      <w:color w:val="243F60" w:themeColor="accent1" w:themeShade="7F"/>
+      <w:color w:val="000000"/>
     </w:rPr>
   </w:style>
   <w:style w:type="character" w:customStyle="1" w:styleId="Heading7Char">
@@ -1336,10 +1336,10 @@
     <w:semiHidden/>
     <w:rsid w:val="00FC693F"/>
     <w:rPr>
-      <w:rFonts w:asciiTheme="majorHAnsi" w:eastAsiaTheme="majorEastAsia" w:hAnsiTheme="majorHAnsi" w:cstheme="majorBidi"/>
+      <w:rFonts w:ascii="Times New Roman" w:hAnsi="Times New Roman"/>
       <w:i/>
       <w:iCs/>
-      <w:color w:val="404040" w:themeColor="text1" w:themeTint="BF"/>
+      <w:color w:val="000000"/>
     </w:rPr>
   </w:style>
   <w:style w:type="character" w:customStyle="1" w:styleId="Heading8Char">
@@ -1350,8 +1350,8 @@
     <w:semiHidden/>
     <w:rsid w:val="00FC693F"/>
     <w:rPr>
-      <w:rFonts w:asciiTheme="majorHAnsi" w:eastAsiaTheme="majorEastAsia" w:hAnsiTheme="majorHAnsi" w:cstheme="majorBidi"/>
-      <w:color w:val="4F81BD" w:themeColor="accent1"/>
+      <w:rFonts w:ascii="Times New Roman" w:hAnsi="Times New Roman"/>
+      <w:color w:val="000000"/>
       <w:sz w:val="20"/>
       <w:szCs w:val="20"/>
     </w:rPr>
@@ -1364,10 +1364,10 @@
     <w:semiHidden/>
     <w:rsid w:val="00FC693F"/>
     <w:rPr>
-      <w:rFonts w:asciiTheme="majorHAnsi" w:eastAsiaTheme="majorEastAsia" w:hAnsiTheme="majorHAnsi" w:cstheme="majorBidi"/>
+      <w:rFonts w:ascii="Times New Roman" w:hAnsi="Times New Roman"/>
       <w:i/>
       <w:iCs/>
-      <w:color w:val="404040" w:themeColor="text1" w:themeTint="BF"/>
+      <w:color w:val="000000"/>
       <w:sz w:val="20"/>
       <w:szCs w:val="20"/>
     </w:rPr>
